--- a/downloads/handouts/Unit 05/Handout 05.01 - Match the Clothing to the Situation.docx
+++ b/downloads/handouts/Unit 05/Handout 05.01 - Match the Clothing to the Situation.docx
@@ -41,11 +41,642 @@
       <w:pPr>
         <w:pStyle w:val="Heading2"/>
       </w:pPr>
-      <w:bookmarkStart w:id="21" w:name="word-bank-in-other-languages"/>
-      <w:r>
-        <w:t xml:space="preserve">Word bank in other languages</w:t>
+      <w:bookmarkStart w:id="21" w:name="word-bank-in-spanish"/>
+      <w:r>
+        <w:t xml:space="preserve">Word bank in Spanish</w:t>
       </w:r>
       <w:bookmarkEnd w:id="21"/>
+    </w:p>
+    <w:tbl>
+      <w:tblPr>
+        <w:tblStyle w:val="Table"/>
+        <w:tblW w:type="pct" w:w="5000"/>
+        <w:tblLook w:firstRow="1"/>
+      </w:tblPr>
+      <w:tblGrid>
+        <w:gridCol w:w="4680"/>
+        <w:gridCol w:w="4680"/>
+      </w:tblGrid>
+      <w:tr>
+        <w:trPr>
+          <w:cnfStyle w:firstRow="1"/>
+        </w:trPr>
+        <w:tc>
+          <w:tcPr>
+            <w:tcW w:type="dxa" w:w="4680"/>
+            <w:tcBorders>
+              <w:bottom w:val="single"/>
+            </w:tcBorders>
+            <w:vAlign w:val="bottom"/>
+          </w:tcPr>
+          <w:p>
+            <w:pPr>
+              <w:pStyle w:val="Compact"/>
+              <w:jc w:val="left"/>
+            </w:pPr>
+            <w:r>
+              <w:t xml:space="preserve">English</w:t>
+            </w:r>
+          </w:p>
+        </w:tc>
+        <w:tc>
+          <w:tcPr>
+            <w:tcW w:type="dxa" w:w="4680"/>
+            <w:tcBorders>
+              <w:bottom w:val="single"/>
+            </w:tcBorders>
+            <w:vAlign w:val="bottom"/>
+          </w:tcPr>
+          <w:p>
+            <w:pPr>
+              <w:pStyle w:val="Compact"/>
+              <w:jc w:val="left"/>
+            </w:pPr>
+            <w:r>
+              <w:t xml:space="preserve">Spanish</w:t>
+            </w:r>
+          </w:p>
+        </w:tc>
+      </w:tr>
+      <w:tr>
+        <w:tc>
+          <w:tcPr>
+            <w:tcW w:type="dxa" w:w="4680"/>
+          </w:tcPr>
+          <w:p>
+            <w:pPr>
+              <w:pStyle w:val="Compact"/>
+              <w:jc w:val="left"/>
+            </w:pPr>
+            <w:r>
+              <w:t xml:space="preserve">clothing</w:t>
+            </w:r>
+          </w:p>
+        </w:tc>
+        <w:tc>
+          <w:tcPr>
+            <w:tcW w:type="dxa" w:w="4680"/>
+          </w:tcPr>
+          <w:p>
+            <w:pPr>
+              <w:pStyle w:val="Compact"/>
+              <w:jc w:val="left"/>
+            </w:pPr>
+            <w:r>
+              <w:t xml:space="preserve">ropa</w:t>
+            </w:r>
+          </w:p>
+        </w:tc>
+      </w:tr>
+      <w:tr>
+        <w:tc>
+          <w:tcPr>
+            <w:tcW w:type="dxa" w:w="4680"/>
+          </w:tcPr>
+          <w:p>
+            <w:pPr>
+              <w:pStyle w:val="Compact"/>
+              <w:jc w:val="left"/>
+            </w:pPr>
+            <w:r>
+              <w:t xml:space="preserve">protect</w:t>
+            </w:r>
+          </w:p>
+        </w:tc>
+        <w:tc>
+          <w:tcPr>
+            <w:tcW w:type="dxa" w:w="4680"/>
+          </w:tcPr>
+          <w:p>
+            <w:pPr>
+              <w:pStyle w:val="Compact"/>
+              <w:jc w:val="left"/>
+            </w:pPr>
+            <w:r>
+              <w:t xml:space="preserve">proteger</w:t>
+            </w:r>
+          </w:p>
+        </w:tc>
+      </w:tr>
+      <w:tr>
+        <w:tc>
+          <w:tcPr>
+            <w:tcW w:type="dxa" w:w="4680"/>
+          </w:tcPr>
+          <w:p>
+            <w:pPr>
+              <w:pStyle w:val="Compact"/>
+              <w:jc w:val="left"/>
+            </w:pPr>
+            <w:r>
+              <w:t xml:space="preserve">apron</w:t>
+            </w:r>
+          </w:p>
+        </w:tc>
+        <w:tc>
+          <w:tcPr>
+            <w:tcW w:type="dxa" w:w="4680"/>
+          </w:tcPr>
+          <w:p>
+            <w:pPr>
+              <w:pStyle w:val="Compact"/>
+              <w:jc w:val="left"/>
+            </w:pPr>
+            <w:r>
+              <w:t xml:space="preserve">delantal</w:t>
+            </w:r>
+          </w:p>
+        </w:tc>
+      </w:tr>
+      <w:tr>
+        <w:tc>
+          <w:tcPr>
+            <w:tcW w:type="dxa" w:w="4680"/>
+          </w:tcPr>
+          <w:p>
+            <w:pPr>
+              <w:pStyle w:val="Compact"/>
+              <w:jc w:val="left"/>
+            </w:pPr>
+            <w:r>
+              <w:t xml:space="preserve">oven mitt</w:t>
+            </w:r>
+          </w:p>
+        </w:tc>
+        <w:tc>
+          <w:tcPr>
+            <w:tcW w:type="dxa" w:w="4680"/>
+          </w:tcPr>
+          <w:p>
+            <w:pPr>
+              <w:pStyle w:val="Compact"/>
+              <w:jc w:val="left"/>
+            </w:pPr>
+            <w:r>
+              <w:t xml:space="preserve">guante de horno</w:t>
+            </w:r>
+          </w:p>
+        </w:tc>
+      </w:tr>
+      <w:tr>
+        <w:tc>
+          <w:tcPr>
+            <w:tcW w:type="dxa" w:w="4680"/>
+          </w:tcPr>
+          <w:p>
+            <w:pPr>
+              <w:pStyle w:val="Compact"/>
+              <w:jc w:val="left"/>
+            </w:pPr>
+            <w:r>
+              <w:t xml:space="preserve">goggles</w:t>
+            </w:r>
+          </w:p>
+        </w:tc>
+        <w:tc>
+          <w:tcPr>
+            <w:tcW w:type="dxa" w:w="4680"/>
+          </w:tcPr>
+          <w:p>
+            <w:pPr>
+              <w:pStyle w:val="Compact"/>
+              <w:jc w:val="left"/>
+            </w:pPr>
+            <w:r>
+              <w:t xml:space="preserve">gafas de protección</w:t>
+            </w:r>
+          </w:p>
+        </w:tc>
+      </w:tr>
+      <w:tr>
+        <w:tc>
+          <w:tcPr>
+            <w:tcW w:type="dxa" w:w="4680"/>
+          </w:tcPr>
+          <w:p>
+            <w:pPr>
+              <w:pStyle w:val="Compact"/>
+              <w:jc w:val="left"/>
+            </w:pPr>
+            <w:r>
+              <w:t xml:space="preserve">helmet</w:t>
+            </w:r>
+          </w:p>
+        </w:tc>
+        <w:tc>
+          <w:tcPr>
+            <w:tcW w:type="dxa" w:w="4680"/>
+          </w:tcPr>
+          <w:p>
+            <w:pPr>
+              <w:pStyle w:val="Compact"/>
+              <w:jc w:val="left"/>
+            </w:pPr>
+            <w:r>
+              <w:t xml:space="preserve">casco</w:t>
+            </w:r>
+          </w:p>
+        </w:tc>
+      </w:tr>
+      <w:tr>
+        <w:tc>
+          <w:tcPr>
+            <w:tcW w:type="dxa" w:w="4680"/>
+          </w:tcPr>
+          <w:p>
+            <w:pPr>
+              <w:pStyle w:val="Compact"/>
+              <w:jc w:val="left"/>
+            </w:pPr>
+            <w:r>
+              <w:t xml:space="preserve">vest</w:t>
+            </w:r>
+          </w:p>
+        </w:tc>
+        <w:tc>
+          <w:tcPr>
+            <w:tcW w:type="dxa" w:w="4680"/>
+          </w:tcPr>
+          <w:p>
+            <w:pPr>
+              <w:pStyle w:val="Compact"/>
+              <w:jc w:val="left"/>
+            </w:pPr>
+            <w:r>
+              <w:t xml:space="preserve">chaleco</w:t>
+            </w:r>
+          </w:p>
+        </w:tc>
+      </w:tr>
+      <w:tr>
+        <w:tc>
+          <w:tcPr>
+            <w:tcW w:type="dxa" w:w="4680"/>
+          </w:tcPr>
+          <w:p>
+            <w:pPr>
+              <w:pStyle w:val="Compact"/>
+              <w:jc w:val="left"/>
+            </w:pPr>
+            <w:r>
+              <w:t xml:space="preserve">glove</w:t>
+            </w:r>
+          </w:p>
+        </w:tc>
+        <w:tc>
+          <w:tcPr>
+            <w:tcW w:type="dxa" w:w="4680"/>
+          </w:tcPr>
+          <w:p>
+            <w:pPr>
+              <w:pStyle w:val="Compact"/>
+              <w:jc w:val="left"/>
+            </w:pPr>
+            <w:r>
+              <w:t xml:space="preserve">guante</w:t>
+            </w:r>
+          </w:p>
+        </w:tc>
+      </w:tr>
+      <w:tr>
+        <w:tc>
+          <w:tcPr>
+            <w:tcW w:type="dxa" w:w="4680"/>
+          </w:tcPr>
+          <w:p>
+            <w:pPr>
+              <w:pStyle w:val="Compact"/>
+              <w:jc w:val="left"/>
+            </w:pPr>
+            <w:r>
+              <w:t xml:space="preserve">closed-toe shoe</w:t>
+            </w:r>
+          </w:p>
+        </w:tc>
+        <w:tc>
+          <w:tcPr>
+            <w:tcW w:type="dxa" w:w="4680"/>
+          </w:tcPr>
+          <w:p>
+            <w:pPr>
+              <w:pStyle w:val="Compact"/>
+              <w:jc w:val="left"/>
+            </w:pPr>
+            <w:r>
+              <w:t xml:space="preserve">zapato cerrado</w:t>
+            </w:r>
+          </w:p>
+        </w:tc>
+      </w:tr>
+      <w:tr>
+        <w:tc>
+          <w:tcPr>
+            <w:tcW w:type="dxa" w:w="4680"/>
+          </w:tcPr>
+          <w:p>
+            <w:pPr>
+              <w:pStyle w:val="Compact"/>
+              <w:jc w:val="left"/>
+            </w:pPr>
+            <w:r>
+              <w:t xml:space="preserve">hair net</w:t>
+            </w:r>
+          </w:p>
+        </w:tc>
+        <w:tc>
+          <w:tcPr>
+            <w:tcW w:type="dxa" w:w="4680"/>
+          </w:tcPr>
+          <w:p>
+            <w:pPr>
+              <w:pStyle w:val="Compact"/>
+              <w:jc w:val="left"/>
+            </w:pPr>
+            <w:r>
+              <w:t xml:space="preserve">redecilla</w:t>
+            </w:r>
+          </w:p>
+        </w:tc>
+      </w:tr>
+      <w:tr>
+        <w:tc>
+          <w:tcPr>
+            <w:tcW w:type="dxa" w:w="4680"/>
+          </w:tcPr>
+          <w:p>
+            <w:pPr>
+              <w:pStyle w:val="Compact"/>
+              <w:jc w:val="left"/>
+            </w:pPr>
+            <w:r>
+              <w:t xml:space="preserve">uniform</w:t>
+            </w:r>
+          </w:p>
+        </w:tc>
+        <w:tc>
+          <w:tcPr>
+            <w:tcW w:type="dxa" w:w="4680"/>
+          </w:tcPr>
+          <w:p>
+            <w:pPr>
+              <w:pStyle w:val="Compact"/>
+              <w:jc w:val="left"/>
+            </w:pPr>
+            <w:r>
+              <w:t xml:space="preserve">uniforme</w:t>
+            </w:r>
+          </w:p>
+        </w:tc>
+      </w:tr>
+      <w:tr>
+        <w:tc>
+          <w:tcPr>
+            <w:tcW w:type="dxa" w:w="4680"/>
+          </w:tcPr>
+          <w:p>
+            <w:pPr>
+              <w:pStyle w:val="Compact"/>
+              <w:jc w:val="left"/>
+            </w:pPr>
+            <w:r>
+              <w:t xml:space="preserve">dress code</w:t>
+            </w:r>
+          </w:p>
+        </w:tc>
+        <w:tc>
+          <w:tcPr>
+            <w:tcW w:type="dxa" w:w="4680"/>
+          </w:tcPr>
+          <w:p>
+            <w:pPr>
+              <w:pStyle w:val="Compact"/>
+              <w:jc w:val="left"/>
+            </w:pPr>
+            <w:r>
+              <w:t xml:space="preserve">código de vestimenta</w:t>
+            </w:r>
+          </w:p>
+        </w:tc>
+      </w:tr>
+    </w:tbl>
+    <w:p>
+      <w:pPr>
+        <w:pStyle w:val="Heading2"/>
+      </w:pPr>
+      <w:bookmarkStart w:id="22" w:name="part-1-the-four-jobs-of-clothing"/>
+      <w:r>
+        <w:t xml:space="preserve">Part 1: The four jobs of clothing</w:t>
+      </w:r>
+      <w:bookmarkEnd w:id="22"/>
+    </w:p>
+    <w:p>
+      <w:pPr>
+        <w:pStyle w:val="FirstParagraph"/>
+      </w:pPr>
+      <w:r>
+        <w:t xml:space="preserve">Write one example of your own for each job. Not the one from the slide.</w:t>
+      </w:r>
+    </w:p>
+    <w:tbl>
+      <w:tblPr>
+        <w:tblStyle w:val="Table"/>
+        <w:tblW w:type="pct" w:w="5000"/>
+        <w:tblLook w:firstRow="1"/>
+      </w:tblPr>
+      <w:tblGrid>
+        <w:gridCol w:w="3120"/>
+        <w:gridCol w:w="3120"/>
+        <w:gridCol w:w="3120"/>
+      </w:tblGrid>
+      <w:tr>
+        <w:trPr>
+          <w:cnfStyle w:firstRow="1"/>
+        </w:trPr>
+        <w:tc>
+          <w:tcPr>
+            <w:tcW w:type="dxa" w:w="3120"/>
+            <w:tcBorders>
+              <w:bottom w:val="single"/>
+            </w:tcBorders>
+            <w:vAlign w:val="bottom"/>
+          </w:tcPr>
+          <w:p>
+            <w:pPr>
+              <w:pStyle w:val="Compact"/>
+              <w:jc w:val="left"/>
+            </w:pPr>
+            <w:r>
+              <w:t xml:space="preserve">The job</w:t>
+            </w:r>
+          </w:p>
+        </w:tc>
+        <w:tc>
+          <w:tcPr>
+            <w:tcW w:type="dxa" w:w="3120"/>
+            <w:tcBorders>
+              <w:bottom w:val="single"/>
+            </w:tcBorders>
+            <w:vAlign w:val="bottom"/>
+          </w:tcPr>
+          <w:p>
+            <w:pPr>
+              <w:pStyle w:val="Compact"/>
+              <w:jc w:val="left"/>
+            </w:pPr>
+            <w:r>
+              <w:t xml:space="preserve">What it means in your own words</w:t>
+            </w:r>
+          </w:p>
+        </w:tc>
+        <w:tc>
+          <w:tcPr>
+            <w:tcW w:type="dxa" w:w="3120"/>
+            <w:tcBorders>
+              <w:bottom w:val="single"/>
+            </w:tcBorders>
+            <w:vAlign w:val="bottom"/>
+          </w:tcPr>
+          <w:p>
+            <w:pPr>
+              <w:pStyle w:val="Compact"/>
+              <w:jc w:val="left"/>
+            </w:pPr>
+            <w:r>
+              <w:t xml:space="preserve">My example</w:t>
+            </w:r>
+          </w:p>
+        </w:tc>
+      </w:tr>
+      <w:tr>
+        <w:tc>
+          <w:tcPr>
+            <w:tcW w:type="dxa" w:w="3120"/>
+          </w:tcPr>
+          <w:p>
+            <w:pPr>
+              <w:pStyle w:val="Compact"/>
+              <w:jc w:val="left"/>
+            </w:pPr>
+            <w:r>
+              <w:t xml:space="preserve">1. Protect the body</w:t>
+            </w:r>
+          </w:p>
+        </w:tc>
+        <w:tc>
+          <w:tcPr>
+            <w:tcW w:type="dxa" w:w="3120"/>
+          </w:tcPr>
+          <w:p/>
+        </w:tc>
+        <w:tc>
+          <w:tcPr>
+            <w:tcW w:type="dxa" w:w="3120"/>
+          </w:tcPr>
+          <w:p/>
+        </w:tc>
+      </w:tr>
+      <w:tr>
+        <w:tc>
+          <w:tcPr>
+            <w:tcW w:type="dxa" w:w="3120"/>
+          </w:tcPr>
+          <w:p>
+            <w:pPr>
+              <w:pStyle w:val="Compact"/>
+              <w:jc w:val="left"/>
+            </w:pPr>
+            <w:r>
+              <w:t xml:space="preserve">2. Fit the activity</w:t>
+            </w:r>
+          </w:p>
+        </w:tc>
+        <w:tc>
+          <w:tcPr>
+            <w:tcW w:type="dxa" w:w="3120"/>
+          </w:tcPr>
+          <w:p/>
+        </w:tc>
+        <w:tc>
+          <w:tcPr>
+            <w:tcW w:type="dxa" w:w="3120"/>
+          </w:tcPr>
+          <w:p/>
+        </w:tc>
+      </w:tr>
+      <w:tr>
+        <w:tc>
+          <w:tcPr>
+            <w:tcW w:type="dxa" w:w="3120"/>
+          </w:tcPr>
+          <w:p>
+            <w:pPr>
+              <w:pStyle w:val="Compact"/>
+              <w:jc w:val="left"/>
+            </w:pPr>
+            <w:r>
+              <w:t xml:space="preserve">3. Fit the setting</w:t>
+            </w:r>
+          </w:p>
+        </w:tc>
+        <w:tc>
+          <w:tcPr>
+            <w:tcW w:type="dxa" w:w="3120"/>
+          </w:tcPr>
+          <w:p/>
+        </w:tc>
+        <w:tc>
+          <w:tcPr>
+            <w:tcW w:type="dxa" w:w="3120"/>
+          </w:tcPr>
+          <w:p/>
+        </w:tc>
+      </w:tr>
+      <w:tr>
+        <w:tc>
+          <w:tcPr>
+            <w:tcW w:type="dxa" w:w="3120"/>
+          </w:tcPr>
+          <w:p>
+            <w:pPr>
+              <w:pStyle w:val="Compact"/>
+              <w:jc w:val="left"/>
+            </w:pPr>
+            <w:r>
+              <w:t xml:space="preserve">4. Say something</w:t>
+            </w:r>
+          </w:p>
+        </w:tc>
+        <w:tc>
+          <w:tcPr>
+            <w:tcW w:type="dxa" w:w="3120"/>
+          </w:tcPr>
+          <w:p/>
+        </w:tc>
+        <w:tc>
+          <w:tcPr>
+            <w:tcW w:type="dxa" w:w="3120"/>
+          </w:tcPr>
+          <w:p/>
+        </w:tc>
+      </w:tr>
+    </w:tbl>
+    <w:p>
+      <w:pPr>
+        <w:pStyle w:val="Heading2"/>
+      </w:pPr>
+      <w:bookmarkStart w:id="23" w:name="part-2-the-protective-clothing-walk"/>
+      <w:r>
+        <w:t xml:space="preserve">Part 2: The protective clothing walk</w:t>
+      </w:r>
+      <w:bookmarkEnd w:id="23"/>
+    </w:p>
+    <w:p>
+      <w:pPr>
+        <w:pStyle w:val="FirstParagraph"/>
+      </w:pPr>
+      <w:r>
+        <w:t xml:space="preserve">Fill this in as each item is held up.</w:t>
+      </w:r>
     </w:p>
     <w:tbl>
       <w:tblPr>
@@ -77,7 +708,7 @@
               <w:jc w:val="left"/>
             </w:pPr>
             <w:r>
-              <w:t xml:space="preserve">English</w:t>
+              <w:t xml:space="preserve">Item</w:t>
             </w:r>
           </w:p>
         </w:tc>
@@ -95,7 +726,7 @@
               <w:jc w:val="left"/>
             </w:pPr>
             <w:r>
-              <w:t xml:space="preserve">Turkish</w:t>
+              <w:t xml:space="preserve">What it protects</w:t>
             </w:r>
           </w:p>
         </w:tc>
@@ -113,7 +744,7 @@
               <w:jc w:val="left"/>
             </w:pPr>
             <w:r>
-              <w:t xml:space="preserve">Portuguese</w:t>
+              <w:t xml:space="preserve">What could happen without it</w:t>
             </w:r>
           </w:p>
         </w:tc>
@@ -131,1291 +762,286 @@
               <w:jc w:val="left"/>
             </w:pPr>
             <w:r>
-              <w:t xml:space="preserve">Spanish</w:t>
-            </w:r>
-          </w:p>
-        </w:tc>
-      </w:tr>
-      <w:tr>
-        <w:tc>
-          <w:tcPr>
-            <w:tcW w:type="dxa" w:w="2340"/>
-          </w:tcPr>
-          <w:p>
-            <w:pPr>
-              <w:pStyle w:val="Compact"/>
-              <w:jc w:val="left"/>
-            </w:pPr>
-            <w:r>
-              <w:t xml:space="preserve">clothing</w:t>
-            </w:r>
-          </w:p>
-        </w:tc>
-        <w:tc>
-          <w:tcPr>
-            <w:tcW w:type="dxa" w:w="2340"/>
-          </w:tcPr>
-          <w:p>
-            <w:pPr>
-              <w:pStyle w:val="Compact"/>
-              <w:jc w:val="left"/>
-            </w:pPr>
-            <w:r>
-              <w:t xml:space="preserve">giysi (kıyafet)</w:t>
-            </w:r>
-          </w:p>
-        </w:tc>
-        <w:tc>
-          <w:tcPr>
-            <w:tcW w:type="dxa" w:w="2340"/>
-          </w:tcPr>
-          <w:p>
-            <w:pPr>
-              <w:pStyle w:val="Compact"/>
-              <w:jc w:val="left"/>
-            </w:pPr>
-            <w:r>
-              <w:t xml:space="preserve">roupa</w:t>
-            </w:r>
-          </w:p>
-        </w:tc>
-        <w:tc>
-          <w:tcPr>
-            <w:tcW w:type="dxa" w:w="2340"/>
-          </w:tcPr>
-          <w:p>
-            <w:pPr>
-              <w:pStyle w:val="Compact"/>
-              <w:jc w:val="left"/>
-            </w:pPr>
-            <w:r>
-              <w:t xml:space="preserve">ropa</w:t>
-            </w:r>
-          </w:p>
-        </w:tc>
-      </w:tr>
-      <w:tr>
-        <w:tc>
-          <w:tcPr>
-            <w:tcW w:type="dxa" w:w="2340"/>
-          </w:tcPr>
-          <w:p>
-            <w:pPr>
-              <w:pStyle w:val="Compact"/>
-              <w:jc w:val="left"/>
-            </w:pPr>
-            <w:r>
-              <w:t xml:space="preserve">protect</w:t>
-            </w:r>
-          </w:p>
-        </w:tc>
-        <w:tc>
-          <w:tcPr>
-            <w:tcW w:type="dxa" w:w="2340"/>
-          </w:tcPr>
-          <w:p>
-            <w:pPr>
-              <w:pStyle w:val="Compact"/>
-              <w:jc w:val="left"/>
-            </w:pPr>
-            <w:r>
-              <w:t xml:space="preserve">korumak</w:t>
-            </w:r>
-          </w:p>
-        </w:tc>
-        <w:tc>
-          <w:tcPr>
-            <w:tcW w:type="dxa" w:w="2340"/>
-          </w:tcPr>
-          <w:p>
-            <w:pPr>
-              <w:pStyle w:val="Compact"/>
-              <w:jc w:val="left"/>
-            </w:pPr>
-            <w:r>
-              <w:t xml:space="preserve">proteger</w:t>
-            </w:r>
-          </w:p>
-        </w:tc>
-        <w:tc>
-          <w:tcPr>
-            <w:tcW w:type="dxa" w:w="2340"/>
-          </w:tcPr>
-          <w:p>
-            <w:pPr>
-              <w:pStyle w:val="Compact"/>
-              <w:jc w:val="left"/>
-            </w:pPr>
-            <w:r>
-              <w:t xml:space="preserve">proteger</w:t>
-            </w:r>
-          </w:p>
-        </w:tc>
-      </w:tr>
-      <w:tr>
-        <w:tc>
-          <w:tcPr>
-            <w:tcW w:type="dxa" w:w="2340"/>
-          </w:tcPr>
-          <w:p>
-            <w:pPr>
-              <w:pStyle w:val="Compact"/>
-              <w:jc w:val="left"/>
-            </w:pPr>
-            <w:r>
-              <w:t xml:space="preserve">apron</w:t>
-            </w:r>
-          </w:p>
-        </w:tc>
-        <w:tc>
-          <w:tcPr>
-            <w:tcW w:type="dxa" w:w="2340"/>
-          </w:tcPr>
-          <w:p>
-            <w:pPr>
-              <w:pStyle w:val="Compact"/>
-              <w:jc w:val="left"/>
-            </w:pPr>
-            <w:r>
-              <w:t xml:space="preserve">önlük</w:t>
-            </w:r>
-          </w:p>
-        </w:tc>
-        <w:tc>
-          <w:tcPr>
-            <w:tcW w:type="dxa" w:w="2340"/>
-          </w:tcPr>
-          <w:p>
-            <w:pPr>
-              <w:pStyle w:val="Compact"/>
-              <w:jc w:val="left"/>
-            </w:pPr>
-            <w:r>
-              <w:t xml:space="preserve">avental</w:t>
-            </w:r>
-          </w:p>
-        </w:tc>
-        <w:tc>
-          <w:tcPr>
-            <w:tcW w:type="dxa" w:w="2340"/>
-          </w:tcPr>
-          <w:p>
-            <w:pPr>
-              <w:pStyle w:val="Compact"/>
-              <w:jc w:val="left"/>
-            </w:pPr>
-            <w:r>
-              <w:t xml:space="preserve">delantal</w:t>
-            </w:r>
-          </w:p>
-        </w:tc>
-      </w:tr>
-      <w:tr>
-        <w:tc>
-          <w:tcPr>
-            <w:tcW w:type="dxa" w:w="2340"/>
-          </w:tcPr>
-          <w:p>
-            <w:pPr>
-              <w:pStyle w:val="Compact"/>
-              <w:jc w:val="left"/>
-            </w:pPr>
-            <w:r>
-              <w:t xml:space="preserve">oven mitt</w:t>
-            </w:r>
-          </w:p>
-        </w:tc>
-        <w:tc>
-          <w:tcPr>
-            <w:tcW w:type="dxa" w:w="2340"/>
-          </w:tcPr>
-          <w:p>
-            <w:pPr>
-              <w:pStyle w:val="Compact"/>
-              <w:jc w:val="left"/>
-            </w:pPr>
-            <w:r>
-              <w:t xml:space="preserve">fırın eldiveni</w:t>
-            </w:r>
-          </w:p>
-        </w:tc>
-        <w:tc>
-          <w:tcPr>
-            <w:tcW w:type="dxa" w:w="2340"/>
-          </w:tcPr>
-          <w:p>
-            <w:pPr>
-              <w:pStyle w:val="Compact"/>
-              <w:jc w:val="left"/>
-            </w:pPr>
-            <w:r>
-              <w:t xml:space="preserve">luva de forno</w:t>
-            </w:r>
-          </w:p>
-        </w:tc>
-        <w:tc>
-          <w:tcPr>
-            <w:tcW w:type="dxa" w:w="2340"/>
-          </w:tcPr>
-          <w:p>
-            <w:pPr>
-              <w:pStyle w:val="Compact"/>
-              <w:jc w:val="left"/>
-            </w:pPr>
-            <w:r>
-              <w:t xml:space="preserve">guante de horno</w:t>
-            </w:r>
-          </w:p>
-        </w:tc>
-      </w:tr>
-      <w:tr>
-        <w:tc>
-          <w:tcPr>
-            <w:tcW w:type="dxa" w:w="2340"/>
-          </w:tcPr>
-          <w:p>
-            <w:pPr>
-              <w:pStyle w:val="Compact"/>
-              <w:jc w:val="left"/>
-            </w:pPr>
-            <w:r>
-              <w:t xml:space="preserve">goggles</w:t>
-            </w:r>
-          </w:p>
-        </w:tc>
-        <w:tc>
-          <w:tcPr>
-            <w:tcW w:type="dxa" w:w="2340"/>
-          </w:tcPr>
-          <w:p>
-            <w:pPr>
-              <w:pStyle w:val="Compact"/>
-              <w:jc w:val="left"/>
-            </w:pPr>
-            <w:r>
-              <w:t xml:space="preserve">koruyucu gözlük</w:t>
-            </w:r>
-          </w:p>
-        </w:tc>
-        <w:tc>
-          <w:tcPr>
-            <w:tcW w:type="dxa" w:w="2340"/>
-          </w:tcPr>
-          <w:p>
-            <w:pPr>
-              <w:pStyle w:val="Compact"/>
-              <w:jc w:val="left"/>
-            </w:pPr>
-            <w:r>
-              <w:t xml:space="preserve">óculos de proteção</w:t>
-            </w:r>
-          </w:p>
-        </w:tc>
-        <w:tc>
-          <w:tcPr>
-            <w:tcW w:type="dxa" w:w="2340"/>
-          </w:tcPr>
-          <w:p>
-            <w:pPr>
-              <w:pStyle w:val="Compact"/>
-              <w:jc w:val="left"/>
-            </w:pPr>
-            <w:r>
-              <w:t xml:space="preserve">gafas de protección</w:t>
-            </w:r>
-          </w:p>
-        </w:tc>
-      </w:tr>
-      <w:tr>
-        <w:tc>
-          <w:tcPr>
-            <w:tcW w:type="dxa" w:w="2340"/>
-          </w:tcPr>
-          <w:p>
-            <w:pPr>
-              <w:pStyle w:val="Compact"/>
-              <w:jc w:val="left"/>
-            </w:pPr>
-            <w:r>
-              <w:t xml:space="preserve">helmet</w:t>
-            </w:r>
-          </w:p>
-        </w:tc>
-        <w:tc>
-          <w:tcPr>
-            <w:tcW w:type="dxa" w:w="2340"/>
-          </w:tcPr>
-          <w:p>
-            <w:pPr>
-              <w:pStyle w:val="Compact"/>
-              <w:jc w:val="left"/>
-            </w:pPr>
-            <w:r>
-              <w:t xml:space="preserve">kask</w:t>
-            </w:r>
-          </w:p>
-        </w:tc>
-        <w:tc>
-          <w:tcPr>
-            <w:tcW w:type="dxa" w:w="2340"/>
-          </w:tcPr>
-          <w:p>
-            <w:pPr>
-              <w:pStyle w:val="Compact"/>
-              <w:jc w:val="left"/>
-            </w:pPr>
-            <w:r>
-              <w:t xml:space="preserve">capacete</w:t>
-            </w:r>
-          </w:p>
-        </w:tc>
-        <w:tc>
-          <w:tcPr>
-            <w:tcW w:type="dxa" w:w="2340"/>
-          </w:tcPr>
-          <w:p>
-            <w:pPr>
-              <w:pStyle w:val="Compact"/>
-              <w:jc w:val="left"/>
-            </w:pPr>
-            <w:r>
-              <w:t xml:space="preserve">casco</w:t>
-            </w:r>
-          </w:p>
-        </w:tc>
-      </w:tr>
-      <w:tr>
-        <w:tc>
-          <w:tcPr>
-            <w:tcW w:type="dxa" w:w="2340"/>
-          </w:tcPr>
-          <w:p>
-            <w:pPr>
-              <w:pStyle w:val="Compact"/>
-              <w:jc w:val="left"/>
-            </w:pPr>
-            <w:r>
-              <w:t xml:space="preserve">vest</w:t>
-            </w:r>
-          </w:p>
-        </w:tc>
-        <w:tc>
-          <w:tcPr>
-            <w:tcW w:type="dxa" w:w="2340"/>
-          </w:tcPr>
-          <w:p>
-            <w:pPr>
-              <w:pStyle w:val="Compact"/>
-              <w:jc w:val="left"/>
-            </w:pPr>
-            <w:r>
-              <w:t xml:space="preserve">yelek</w:t>
-            </w:r>
-          </w:p>
-        </w:tc>
-        <w:tc>
-          <w:tcPr>
-            <w:tcW w:type="dxa" w:w="2340"/>
-          </w:tcPr>
-          <w:p>
-            <w:pPr>
-              <w:pStyle w:val="Compact"/>
-              <w:jc w:val="left"/>
-            </w:pPr>
-            <w:r>
-              <w:t xml:space="preserve">colete</w:t>
-            </w:r>
-          </w:p>
-        </w:tc>
-        <w:tc>
-          <w:tcPr>
-            <w:tcW w:type="dxa" w:w="2340"/>
-          </w:tcPr>
-          <w:p>
-            <w:pPr>
-              <w:pStyle w:val="Compact"/>
-              <w:jc w:val="left"/>
-            </w:pPr>
-            <w:r>
-              <w:t xml:space="preserve">chaleco</w:t>
-            </w:r>
-          </w:p>
-        </w:tc>
-      </w:tr>
-      <w:tr>
-        <w:tc>
-          <w:tcPr>
-            <w:tcW w:type="dxa" w:w="2340"/>
-          </w:tcPr>
-          <w:p>
-            <w:pPr>
-              <w:pStyle w:val="Compact"/>
-              <w:jc w:val="left"/>
-            </w:pPr>
-            <w:r>
-              <w:t xml:space="preserve">glove</w:t>
-            </w:r>
-          </w:p>
-        </w:tc>
-        <w:tc>
-          <w:tcPr>
-            <w:tcW w:type="dxa" w:w="2340"/>
-          </w:tcPr>
-          <w:p>
-            <w:pPr>
-              <w:pStyle w:val="Compact"/>
-              <w:jc w:val="left"/>
-            </w:pPr>
-            <w:r>
-              <w:t xml:space="preserve">eldiven</w:t>
-            </w:r>
-          </w:p>
-        </w:tc>
-        <w:tc>
-          <w:tcPr>
-            <w:tcW w:type="dxa" w:w="2340"/>
-          </w:tcPr>
-          <w:p>
-            <w:pPr>
-              <w:pStyle w:val="Compact"/>
-              <w:jc w:val="left"/>
-            </w:pPr>
-            <w:r>
-              <w:t xml:space="preserve">luva</w:t>
-            </w:r>
-          </w:p>
-        </w:tc>
-        <w:tc>
-          <w:tcPr>
-            <w:tcW w:type="dxa" w:w="2340"/>
-          </w:tcPr>
-          <w:p>
-            <w:pPr>
-              <w:pStyle w:val="Compact"/>
-              <w:jc w:val="left"/>
-            </w:pPr>
-            <w:r>
-              <w:t xml:space="preserve">guante</w:t>
-            </w:r>
-          </w:p>
-        </w:tc>
-      </w:tr>
-      <w:tr>
-        <w:tc>
-          <w:tcPr>
-            <w:tcW w:type="dxa" w:w="2340"/>
-          </w:tcPr>
-          <w:p>
-            <w:pPr>
-              <w:pStyle w:val="Compact"/>
-              <w:jc w:val="left"/>
-            </w:pPr>
-            <w:r>
-              <w:t xml:space="preserve">closed-toe shoe</w:t>
-            </w:r>
-          </w:p>
-        </w:tc>
-        <w:tc>
-          <w:tcPr>
-            <w:tcW w:type="dxa" w:w="2340"/>
-          </w:tcPr>
-          <w:p>
-            <w:pPr>
-              <w:pStyle w:val="Compact"/>
-              <w:jc w:val="left"/>
-            </w:pPr>
-            <w:r>
-              <w:t xml:space="preserve">kapalı ayakkabı</w:t>
-            </w:r>
-          </w:p>
-        </w:tc>
-        <w:tc>
-          <w:tcPr>
-            <w:tcW w:type="dxa" w:w="2340"/>
-          </w:tcPr>
-          <w:p>
-            <w:pPr>
-              <w:pStyle w:val="Compact"/>
-              <w:jc w:val="left"/>
-            </w:pPr>
-            <w:r>
-              <w:t xml:space="preserve">sapato fechado</w:t>
-            </w:r>
-          </w:p>
-        </w:tc>
-        <w:tc>
-          <w:tcPr>
-            <w:tcW w:type="dxa" w:w="2340"/>
-          </w:tcPr>
-          <w:p>
-            <w:pPr>
-              <w:pStyle w:val="Compact"/>
-              <w:jc w:val="left"/>
-            </w:pPr>
-            <w:r>
-              <w:t xml:space="preserve">zapato cerrado</w:t>
-            </w:r>
-          </w:p>
-        </w:tc>
-      </w:tr>
-      <w:tr>
-        <w:tc>
-          <w:tcPr>
-            <w:tcW w:type="dxa" w:w="2340"/>
-          </w:tcPr>
-          <w:p>
-            <w:pPr>
-              <w:pStyle w:val="Compact"/>
-              <w:jc w:val="left"/>
-            </w:pPr>
-            <w:r>
-              <w:t xml:space="preserve">hair net</w:t>
-            </w:r>
-          </w:p>
-        </w:tc>
-        <w:tc>
-          <w:tcPr>
-            <w:tcW w:type="dxa" w:w="2340"/>
-          </w:tcPr>
-          <w:p>
-            <w:pPr>
-              <w:pStyle w:val="Compact"/>
-              <w:jc w:val="left"/>
-            </w:pPr>
-            <w:r>
-              <w:t xml:space="preserve">saç filesi</w:t>
-            </w:r>
-          </w:p>
-        </w:tc>
-        <w:tc>
-          <w:tcPr>
-            <w:tcW w:type="dxa" w:w="2340"/>
-          </w:tcPr>
-          <w:p>
-            <w:pPr>
-              <w:pStyle w:val="Compact"/>
-              <w:jc w:val="left"/>
-            </w:pPr>
-            <w:r>
-              <w:t xml:space="preserve">rede de cabelo</w:t>
-            </w:r>
-          </w:p>
-        </w:tc>
-        <w:tc>
-          <w:tcPr>
-            <w:tcW w:type="dxa" w:w="2340"/>
-          </w:tcPr>
-          <w:p>
-            <w:pPr>
-              <w:pStyle w:val="Compact"/>
-              <w:jc w:val="left"/>
-            </w:pPr>
-            <w:r>
-              <w:t xml:space="preserve">redecilla</w:t>
-            </w:r>
-          </w:p>
-        </w:tc>
-      </w:tr>
-      <w:tr>
-        <w:tc>
-          <w:tcPr>
-            <w:tcW w:type="dxa" w:w="2340"/>
-          </w:tcPr>
-          <w:p>
-            <w:pPr>
-              <w:pStyle w:val="Compact"/>
-              <w:jc w:val="left"/>
-            </w:pPr>
-            <w:r>
-              <w:t xml:space="preserve">uniform</w:t>
-            </w:r>
-          </w:p>
-        </w:tc>
-        <w:tc>
-          <w:tcPr>
-            <w:tcW w:type="dxa" w:w="2340"/>
-          </w:tcPr>
-          <w:p>
-            <w:pPr>
-              <w:pStyle w:val="Compact"/>
-              <w:jc w:val="left"/>
-            </w:pPr>
-            <w:r>
-              <w:t xml:space="preserve">üniforma</w:t>
-            </w:r>
-          </w:p>
-        </w:tc>
-        <w:tc>
-          <w:tcPr>
-            <w:tcW w:type="dxa" w:w="2340"/>
-          </w:tcPr>
-          <w:p>
-            <w:pPr>
-              <w:pStyle w:val="Compact"/>
-              <w:jc w:val="left"/>
-            </w:pPr>
-            <w:r>
-              <w:t xml:space="preserve">uniforme</w:t>
-            </w:r>
-          </w:p>
-        </w:tc>
-        <w:tc>
-          <w:tcPr>
-            <w:tcW w:type="dxa" w:w="2340"/>
-          </w:tcPr>
-          <w:p>
-            <w:pPr>
-              <w:pStyle w:val="Compact"/>
-              <w:jc w:val="left"/>
-            </w:pPr>
-            <w:r>
-              <w:t xml:space="preserve">uniforme</w:t>
-            </w:r>
-          </w:p>
-        </w:tc>
-      </w:tr>
-      <w:tr>
-        <w:tc>
-          <w:tcPr>
-            <w:tcW w:type="dxa" w:w="2340"/>
-          </w:tcPr>
-          <w:p>
-            <w:pPr>
-              <w:pStyle w:val="Compact"/>
-              <w:jc w:val="left"/>
-            </w:pPr>
-            <w:r>
-              <w:t xml:space="preserve">dress code</w:t>
-            </w:r>
-          </w:p>
-        </w:tc>
-        <w:tc>
-          <w:tcPr>
-            <w:tcW w:type="dxa" w:w="2340"/>
-          </w:tcPr>
-          <w:p>
-            <w:pPr>
-              <w:pStyle w:val="Compact"/>
-              <w:jc w:val="left"/>
-            </w:pPr>
-            <w:r>
-              <w:t xml:space="preserve">kıyafet kuralları</w:t>
-            </w:r>
-          </w:p>
-        </w:tc>
-        <w:tc>
-          <w:tcPr>
-            <w:tcW w:type="dxa" w:w="2340"/>
-          </w:tcPr>
-          <w:p>
-            <w:pPr>
-              <w:pStyle w:val="Compact"/>
-              <w:jc w:val="left"/>
-            </w:pPr>
-            <w:r>
-              <w:t xml:space="preserve">código de vestimenta</w:t>
-            </w:r>
-          </w:p>
-        </w:tc>
-        <w:tc>
-          <w:tcPr>
-            <w:tcW w:type="dxa" w:w="2340"/>
-          </w:tcPr>
-          <w:p>
-            <w:pPr>
-              <w:pStyle w:val="Compact"/>
-              <w:jc w:val="left"/>
-            </w:pPr>
-            <w:r>
-              <w:t xml:space="preserve">código de vestimenta</w:t>
-            </w:r>
-          </w:p>
+              <w:t xml:space="preserve">Where it is required</w:t>
+            </w:r>
+          </w:p>
+        </w:tc>
+      </w:tr>
+      <w:tr>
+        <w:tc>
+          <w:tcPr>
+            <w:tcW w:type="dxa" w:w="2340"/>
+          </w:tcPr>
+          <w:p>
+            <w:pPr>
+              <w:pStyle w:val="Compact"/>
+              <w:jc w:val="left"/>
+            </w:pPr>
+            <w:r>
+              <w:t xml:space="preserve">Apron</w:t>
+            </w:r>
+          </w:p>
+        </w:tc>
+        <w:tc>
+          <w:tcPr>
+            <w:tcW w:type="dxa" w:w="2340"/>
+          </w:tcPr>
+          <w:p/>
+        </w:tc>
+        <w:tc>
+          <w:tcPr>
+            <w:tcW w:type="dxa" w:w="2340"/>
+          </w:tcPr>
+          <w:p/>
+        </w:tc>
+        <w:tc>
+          <w:tcPr>
+            <w:tcW w:type="dxa" w:w="2340"/>
+          </w:tcPr>
+          <w:p/>
+        </w:tc>
+      </w:tr>
+      <w:tr>
+        <w:tc>
+          <w:tcPr>
+            <w:tcW w:type="dxa" w:w="2340"/>
+          </w:tcPr>
+          <w:p>
+            <w:pPr>
+              <w:pStyle w:val="Compact"/>
+              <w:jc w:val="left"/>
+            </w:pPr>
+            <w:r>
+              <w:t xml:space="preserve">Oven mitt</w:t>
+            </w:r>
+          </w:p>
+        </w:tc>
+        <w:tc>
+          <w:tcPr>
+            <w:tcW w:type="dxa" w:w="2340"/>
+          </w:tcPr>
+          <w:p/>
+        </w:tc>
+        <w:tc>
+          <w:tcPr>
+            <w:tcW w:type="dxa" w:w="2340"/>
+          </w:tcPr>
+          <w:p/>
+        </w:tc>
+        <w:tc>
+          <w:tcPr>
+            <w:tcW w:type="dxa" w:w="2340"/>
+          </w:tcPr>
+          <w:p/>
+        </w:tc>
+      </w:tr>
+      <w:tr>
+        <w:tc>
+          <w:tcPr>
+            <w:tcW w:type="dxa" w:w="2340"/>
+          </w:tcPr>
+          <w:p>
+            <w:pPr>
+              <w:pStyle w:val="Compact"/>
+              <w:jc w:val="left"/>
+            </w:pPr>
+            <w:r>
+              <w:t xml:space="preserve">Hair tied back or hair net</w:t>
+            </w:r>
+          </w:p>
+        </w:tc>
+        <w:tc>
+          <w:tcPr>
+            <w:tcW w:type="dxa" w:w="2340"/>
+          </w:tcPr>
+          <w:p/>
+        </w:tc>
+        <w:tc>
+          <w:tcPr>
+            <w:tcW w:type="dxa" w:w="2340"/>
+          </w:tcPr>
+          <w:p/>
+        </w:tc>
+        <w:tc>
+          <w:tcPr>
+            <w:tcW w:type="dxa" w:w="2340"/>
+          </w:tcPr>
+          <w:p/>
+        </w:tc>
+      </w:tr>
+      <w:tr>
+        <w:tc>
+          <w:tcPr>
+            <w:tcW w:type="dxa" w:w="2340"/>
+          </w:tcPr>
+          <w:p>
+            <w:pPr>
+              <w:pStyle w:val="Compact"/>
+              <w:jc w:val="left"/>
+            </w:pPr>
+            <w:r>
+              <w:t xml:space="preserve">Closed-toe shoes</w:t>
+            </w:r>
+          </w:p>
+        </w:tc>
+        <w:tc>
+          <w:tcPr>
+            <w:tcW w:type="dxa" w:w="2340"/>
+          </w:tcPr>
+          <w:p/>
+        </w:tc>
+        <w:tc>
+          <w:tcPr>
+            <w:tcW w:type="dxa" w:w="2340"/>
+          </w:tcPr>
+          <w:p/>
+        </w:tc>
+        <w:tc>
+          <w:tcPr>
+            <w:tcW w:type="dxa" w:w="2340"/>
+          </w:tcPr>
+          <w:p/>
+        </w:tc>
+      </w:tr>
+      <w:tr>
+        <w:tc>
+          <w:tcPr>
+            <w:tcW w:type="dxa" w:w="2340"/>
+          </w:tcPr>
+          <w:p>
+            <w:pPr>
+              <w:pStyle w:val="Compact"/>
+              <w:jc w:val="left"/>
+            </w:pPr>
+            <w:r>
+              <w:t xml:space="preserve">Safety glasses or goggles</w:t>
+            </w:r>
+          </w:p>
+        </w:tc>
+        <w:tc>
+          <w:tcPr>
+            <w:tcW w:type="dxa" w:w="2340"/>
+          </w:tcPr>
+          <w:p/>
+        </w:tc>
+        <w:tc>
+          <w:tcPr>
+            <w:tcW w:type="dxa" w:w="2340"/>
+          </w:tcPr>
+          <w:p/>
+        </w:tc>
+        <w:tc>
+          <w:tcPr>
+            <w:tcW w:type="dxa" w:w="2340"/>
+          </w:tcPr>
+          <w:p/>
+        </w:tc>
+      </w:tr>
+      <w:tr>
+        <w:tc>
+          <w:tcPr>
+            <w:tcW w:type="dxa" w:w="2340"/>
+          </w:tcPr>
+          <w:p>
+            <w:pPr>
+              <w:pStyle w:val="Compact"/>
+              <w:jc w:val="left"/>
+            </w:pPr>
+            <w:r>
+              <w:t xml:space="preserve">Work glove</w:t>
+            </w:r>
+          </w:p>
+        </w:tc>
+        <w:tc>
+          <w:tcPr>
+            <w:tcW w:type="dxa" w:w="2340"/>
+          </w:tcPr>
+          <w:p/>
+        </w:tc>
+        <w:tc>
+          <w:tcPr>
+            <w:tcW w:type="dxa" w:w="2340"/>
+          </w:tcPr>
+          <w:p/>
+        </w:tc>
+        <w:tc>
+          <w:tcPr>
+            <w:tcW w:type="dxa" w:w="2340"/>
+          </w:tcPr>
+          <w:p/>
+        </w:tc>
+      </w:tr>
+      <w:tr>
+        <w:tc>
+          <w:tcPr>
+            <w:tcW w:type="dxa" w:w="2340"/>
+          </w:tcPr>
+          <w:p>
+            <w:pPr>
+              <w:pStyle w:val="Compact"/>
+              <w:jc w:val="left"/>
+            </w:pPr>
+            <w:r>
+              <w:t xml:space="preserve">High-visibility vest</w:t>
+            </w:r>
+          </w:p>
+        </w:tc>
+        <w:tc>
+          <w:tcPr>
+            <w:tcW w:type="dxa" w:w="2340"/>
+          </w:tcPr>
+          <w:p/>
+        </w:tc>
+        <w:tc>
+          <w:tcPr>
+            <w:tcW w:type="dxa" w:w="2340"/>
+          </w:tcPr>
+          <w:p/>
+        </w:tc>
+        <w:tc>
+          <w:tcPr>
+            <w:tcW w:type="dxa" w:w="2340"/>
+          </w:tcPr>
+          <w:p/>
+        </w:tc>
+      </w:tr>
+      <w:tr>
+        <w:tc>
+          <w:tcPr>
+            <w:tcW w:type="dxa" w:w="2340"/>
+          </w:tcPr>
+          <w:p>
+            <w:pPr>
+              <w:pStyle w:val="Compact"/>
+              <w:jc w:val="left"/>
+            </w:pPr>
+            <w:r>
+              <w:t xml:space="preserve">Bike helmet</w:t>
+            </w:r>
+          </w:p>
+        </w:tc>
+        <w:tc>
+          <w:tcPr>
+            <w:tcW w:type="dxa" w:w="2340"/>
+          </w:tcPr>
+          <w:p/>
+        </w:tc>
+        <w:tc>
+          <w:tcPr>
+            <w:tcW w:type="dxa" w:w="2340"/>
+          </w:tcPr>
+          <w:p/>
+        </w:tc>
+        <w:tc>
+          <w:tcPr>
+            <w:tcW w:type="dxa" w:w="2340"/>
+          </w:tcPr>
+          <w:p/>
         </w:tc>
       </w:tr>
     </w:tbl>
     <w:p>
       <w:pPr>
-        <w:pStyle w:val="Heading2"/>
-      </w:pPr>
-      <w:bookmarkStart w:id="22" w:name="part-1-the-four-jobs-of-clothing"/>
-      <w:r>
-        <w:t xml:space="preserve">Part 1: The four jobs of clothing</w:t>
-      </w:r>
-      <w:bookmarkEnd w:id="22"/>
-    </w:p>
-    <w:p>
-      <w:pPr>
-        <w:pStyle w:val="FirstParagraph"/>
-      </w:pPr>
-      <w:r>
-        <w:t xml:space="preserve">Write one example of your own for each job. Not the one from the slide.</w:t>
-      </w:r>
-    </w:p>
-    <w:tbl>
-      <w:tblPr>
-        <w:tblStyle w:val="Table"/>
-        <w:tblW w:type="pct" w:w="5000"/>
-        <w:tblLook w:firstRow="1"/>
-      </w:tblPr>
-      <w:tblGrid>
-        <w:gridCol w:w="3120"/>
-        <w:gridCol w:w="3120"/>
-        <w:gridCol w:w="3120"/>
-      </w:tblGrid>
-      <w:tr>
-        <w:trPr>
-          <w:cnfStyle w:firstRow="1"/>
-        </w:trPr>
-        <w:tc>
-          <w:tcPr>
-            <w:tcW w:type="dxa" w:w="3120"/>
-            <w:tcBorders>
-              <w:bottom w:val="single"/>
-            </w:tcBorders>
-            <w:vAlign w:val="bottom"/>
-          </w:tcPr>
-          <w:p>
-            <w:pPr>
-              <w:pStyle w:val="Compact"/>
-              <w:jc w:val="left"/>
-            </w:pPr>
-            <w:r>
-              <w:t xml:space="preserve">The job</w:t>
-            </w:r>
-          </w:p>
-        </w:tc>
-        <w:tc>
-          <w:tcPr>
-            <w:tcW w:type="dxa" w:w="3120"/>
-            <w:tcBorders>
-              <w:bottom w:val="single"/>
-            </w:tcBorders>
-            <w:vAlign w:val="bottom"/>
-          </w:tcPr>
-          <w:p>
-            <w:pPr>
-              <w:pStyle w:val="Compact"/>
-              <w:jc w:val="left"/>
-            </w:pPr>
-            <w:r>
-              <w:t xml:space="preserve">What it means in your own words</w:t>
-            </w:r>
-          </w:p>
-        </w:tc>
-        <w:tc>
-          <w:tcPr>
-            <w:tcW w:type="dxa" w:w="3120"/>
-            <w:tcBorders>
-              <w:bottom w:val="single"/>
-            </w:tcBorders>
-            <w:vAlign w:val="bottom"/>
-          </w:tcPr>
-          <w:p>
-            <w:pPr>
-              <w:pStyle w:val="Compact"/>
-              <w:jc w:val="left"/>
-            </w:pPr>
-            <w:r>
-              <w:t xml:space="preserve">My example</w:t>
-            </w:r>
-          </w:p>
-        </w:tc>
-      </w:tr>
-      <w:tr>
-        <w:tc>
-          <w:tcPr>
-            <w:tcW w:type="dxa" w:w="3120"/>
-          </w:tcPr>
-          <w:p>
-            <w:pPr>
-              <w:pStyle w:val="Compact"/>
-              <w:jc w:val="left"/>
-            </w:pPr>
-            <w:r>
-              <w:t xml:space="preserve">1. Protect the body</w:t>
-            </w:r>
-          </w:p>
-        </w:tc>
-        <w:tc>
-          <w:tcPr>
-            <w:tcW w:type="dxa" w:w="3120"/>
-          </w:tcPr>
-          <w:p/>
-        </w:tc>
-        <w:tc>
-          <w:tcPr>
-            <w:tcW w:type="dxa" w:w="3120"/>
-          </w:tcPr>
-          <w:p/>
-        </w:tc>
-      </w:tr>
-      <w:tr>
-        <w:tc>
-          <w:tcPr>
-            <w:tcW w:type="dxa" w:w="3120"/>
-          </w:tcPr>
-          <w:p>
-            <w:pPr>
-              <w:pStyle w:val="Compact"/>
-              <w:jc w:val="left"/>
-            </w:pPr>
-            <w:r>
-              <w:t xml:space="preserve">2. Fit the activity</w:t>
-            </w:r>
-          </w:p>
-        </w:tc>
-        <w:tc>
-          <w:tcPr>
-            <w:tcW w:type="dxa" w:w="3120"/>
-          </w:tcPr>
-          <w:p/>
-        </w:tc>
-        <w:tc>
-          <w:tcPr>
-            <w:tcW w:type="dxa" w:w="3120"/>
-          </w:tcPr>
-          <w:p/>
-        </w:tc>
-      </w:tr>
-      <w:tr>
-        <w:tc>
-          <w:tcPr>
-            <w:tcW w:type="dxa" w:w="3120"/>
-          </w:tcPr>
-          <w:p>
-            <w:pPr>
-              <w:pStyle w:val="Compact"/>
-              <w:jc w:val="left"/>
-            </w:pPr>
-            <w:r>
-              <w:t xml:space="preserve">3. Fit the setting</w:t>
-            </w:r>
-          </w:p>
-        </w:tc>
-        <w:tc>
-          <w:tcPr>
-            <w:tcW w:type="dxa" w:w="3120"/>
-          </w:tcPr>
-          <w:p/>
-        </w:tc>
-        <w:tc>
-          <w:tcPr>
-            <w:tcW w:type="dxa" w:w="3120"/>
-          </w:tcPr>
-          <w:p/>
-        </w:tc>
-      </w:tr>
-      <w:tr>
-        <w:tc>
-          <w:tcPr>
-            <w:tcW w:type="dxa" w:w="3120"/>
-          </w:tcPr>
-          <w:p>
-            <w:pPr>
-              <w:pStyle w:val="Compact"/>
-              <w:jc w:val="left"/>
-            </w:pPr>
-            <w:r>
-              <w:t xml:space="preserve">4. Say something</w:t>
-            </w:r>
-          </w:p>
-        </w:tc>
-        <w:tc>
-          <w:tcPr>
-            <w:tcW w:type="dxa" w:w="3120"/>
-          </w:tcPr>
-          <w:p/>
-        </w:tc>
-        <w:tc>
-          <w:tcPr>
-            <w:tcW w:type="dxa" w:w="3120"/>
-          </w:tcPr>
-          <w:p/>
-        </w:tc>
-      </w:tr>
-    </w:tbl>
-    <w:p>
-      <w:pPr>
-        <w:pStyle w:val="Heading2"/>
-      </w:pPr>
-      <w:bookmarkStart w:id="23" w:name="part-2-the-protective-clothing-walk"/>
-      <w:r>
-        <w:t xml:space="preserve">Part 2: The protective clothing walk</w:t>
-      </w:r>
-      <w:bookmarkEnd w:id="23"/>
-    </w:p>
-    <w:p>
-      <w:pPr>
-        <w:pStyle w:val="FirstParagraph"/>
-      </w:pPr>
-      <w:r>
-        <w:t xml:space="preserve">Fill this in as each item is held up.</w:t>
-      </w:r>
-    </w:p>
-    <w:tbl>
-      <w:tblPr>
-        <w:tblStyle w:val="Table"/>
-        <w:tblW w:type="pct" w:w="5000"/>
-        <w:tblLook w:firstRow="1"/>
-      </w:tblPr>
-      <w:tblGrid>
-        <w:gridCol w:w="2340"/>
-        <w:gridCol w:w="2340"/>
-        <w:gridCol w:w="2340"/>
-        <w:gridCol w:w="2340"/>
-      </w:tblGrid>
-      <w:tr>
-        <w:trPr>
-          <w:cnfStyle w:firstRow="1"/>
-        </w:trPr>
-        <w:tc>
-          <w:tcPr>
-            <w:tcW w:type="dxa" w:w="2340"/>
-            <w:tcBorders>
-              <w:bottom w:val="single"/>
-            </w:tcBorders>
-            <w:vAlign w:val="bottom"/>
-          </w:tcPr>
-          <w:p>
-            <w:pPr>
-              <w:pStyle w:val="Compact"/>
-              <w:jc w:val="left"/>
-            </w:pPr>
-            <w:r>
-              <w:t xml:space="preserve">Item</w:t>
-            </w:r>
-          </w:p>
-        </w:tc>
-        <w:tc>
-          <w:tcPr>
-            <w:tcW w:type="dxa" w:w="2340"/>
-            <w:tcBorders>
-              <w:bottom w:val="single"/>
-            </w:tcBorders>
-            <w:vAlign w:val="bottom"/>
-          </w:tcPr>
-          <w:p>
-            <w:pPr>
-              <w:pStyle w:val="Compact"/>
-              <w:jc w:val="left"/>
-            </w:pPr>
-            <w:r>
-              <w:t xml:space="preserve">What it protects</w:t>
-            </w:r>
-          </w:p>
-        </w:tc>
-        <w:tc>
-          <w:tcPr>
-            <w:tcW w:type="dxa" w:w="2340"/>
-            <w:tcBorders>
-              <w:bottom w:val="single"/>
-            </w:tcBorders>
-            <w:vAlign w:val="bottom"/>
-          </w:tcPr>
-          <w:p>
-            <w:pPr>
-              <w:pStyle w:val="Compact"/>
-              <w:jc w:val="left"/>
-            </w:pPr>
-            <w:r>
-              <w:t xml:space="preserve">What could happen without it</w:t>
-            </w:r>
-          </w:p>
-        </w:tc>
-        <w:tc>
-          <w:tcPr>
-            <w:tcW w:type="dxa" w:w="2340"/>
-            <w:tcBorders>
-              <w:bottom w:val="single"/>
-            </w:tcBorders>
-            <w:vAlign w:val="bottom"/>
-          </w:tcPr>
-          <w:p>
-            <w:pPr>
-              <w:pStyle w:val="Compact"/>
-              <w:jc w:val="left"/>
-            </w:pPr>
-            <w:r>
-              <w:t xml:space="preserve">Where it is required</w:t>
-            </w:r>
-          </w:p>
-        </w:tc>
-      </w:tr>
-      <w:tr>
-        <w:tc>
-          <w:tcPr>
-            <w:tcW w:type="dxa" w:w="2340"/>
-          </w:tcPr>
-          <w:p>
-            <w:pPr>
-              <w:pStyle w:val="Compact"/>
-              <w:jc w:val="left"/>
-            </w:pPr>
-            <w:r>
-              <w:t xml:space="preserve">Apron</w:t>
-            </w:r>
-          </w:p>
-        </w:tc>
-        <w:tc>
-          <w:tcPr>
-            <w:tcW w:type="dxa" w:w="2340"/>
-          </w:tcPr>
-          <w:p/>
-        </w:tc>
-        <w:tc>
-          <w:tcPr>
-            <w:tcW w:type="dxa" w:w="2340"/>
-          </w:tcPr>
-          <w:p/>
-        </w:tc>
-        <w:tc>
-          <w:tcPr>
-            <w:tcW w:type="dxa" w:w="2340"/>
-          </w:tcPr>
-          <w:p/>
-        </w:tc>
-      </w:tr>
-      <w:tr>
-        <w:tc>
-          <w:tcPr>
-            <w:tcW w:type="dxa" w:w="2340"/>
-          </w:tcPr>
-          <w:p>
-            <w:pPr>
-              <w:pStyle w:val="Compact"/>
-              <w:jc w:val="left"/>
-            </w:pPr>
-            <w:r>
-              <w:t xml:space="preserve">Oven mitt</w:t>
-            </w:r>
-          </w:p>
-        </w:tc>
-        <w:tc>
-          <w:tcPr>
-            <w:tcW w:type="dxa" w:w="2340"/>
-          </w:tcPr>
-          <w:p/>
-        </w:tc>
-        <w:tc>
-          <w:tcPr>
-            <w:tcW w:type="dxa" w:w="2340"/>
-          </w:tcPr>
-          <w:p/>
-        </w:tc>
-        <w:tc>
-          <w:tcPr>
-            <w:tcW w:type="dxa" w:w="2340"/>
-          </w:tcPr>
-          <w:p/>
-        </w:tc>
-      </w:tr>
-      <w:tr>
-        <w:tc>
-          <w:tcPr>
-            <w:tcW w:type="dxa" w:w="2340"/>
-          </w:tcPr>
-          <w:p>
-            <w:pPr>
-              <w:pStyle w:val="Compact"/>
-              <w:jc w:val="left"/>
-            </w:pPr>
-            <w:r>
-              <w:t xml:space="preserve">Hair tied back or hair net</w:t>
-            </w:r>
-          </w:p>
-        </w:tc>
-        <w:tc>
-          <w:tcPr>
-            <w:tcW w:type="dxa" w:w="2340"/>
-          </w:tcPr>
-          <w:p/>
-        </w:tc>
-        <w:tc>
-          <w:tcPr>
-            <w:tcW w:type="dxa" w:w="2340"/>
-          </w:tcPr>
-          <w:p/>
-        </w:tc>
-        <w:tc>
-          <w:tcPr>
-            <w:tcW w:type="dxa" w:w="2340"/>
-          </w:tcPr>
-          <w:p/>
-        </w:tc>
-      </w:tr>
-      <w:tr>
-        <w:tc>
-          <w:tcPr>
-            <w:tcW w:type="dxa" w:w="2340"/>
-          </w:tcPr>
-          <w:p>
-            <w:pPr>
-              <w:pStyle w:val="Compact"/>
-              <w:jc w:val="left"/>
-            </w:pPr>
-            <w:r>
-              <w:t xml:space="preserve">Closed-toe shoes</w:t>
-            </w:r>
-          </w:p>
-        </w:tc>
-        <w:tc>
-          <w:tcPr>
-            <w:tcW w:type="dxa" w:w="2340"/>
-          </w:tcPr>
-          <w:p/>
-        </w:tc>
-        <w:tc>
-          <w:tcPr>
-            <w:tcW w:type="dxa" w:w="2340"/>
-          </w:tcPr>
-          <w:p/>
-        </w:tc>
-        <w:tc>
-          <w:tcPr>
-            <w:tcW w:type="dxa" w:w="2340"/>
-          </w:tcPr>
-          <w:p/>
-        </w:tc>
-      </w:tr>
-      <w:tr>
-        <w:tc>
-          <w:tcPr>
-            <w:tcW w:type="dxa" w:w="2340"/>
-          </w:tcPr>
-          <w:p>
-            <w:pPr>
-              <w:pStyle w:val="Compact"/>
-              <w:jc w:val="left"/>
-            </w:pPr>
-            <w:r>
-              <w:t xml:space="preserve">Safety glasses or goggles</w:t>
-            </w:r>
-          </w:p>
-        </w:tc>
-        <w:tc>
-          <w:tcPr>
-            <w:tcW w:type="dxa" w:w="2340"/>
-          </w:tcPr>
-          <w:p/>
-        </w:tc>
-        <w:tc>
-          <w:tcPr>
-            <w:tcW w:type="dxa" w:w="2340"/>
-          </w:tcPr>
-          <w:p/>
-        </w:tc>
-        <w:tc>
-          <w:tcPr>
-            <w:tcW w:type="dxa" w:w="2340"/>
-          </w:tcPr>
-          <w:p/>
-        </w:tc>
-      </w:tr>
-      <w:tr>
-        <w:tc>
-          <w:tcPr>
-            <w:tcW w:type="dxa" w:w="2340"/>
-          </w:tcPr>
-          <w:p>
-            <w:pPr>
-              <w:pStyle w:val="Compact"/>
-              <w:jc w:val="left"/>
-            </w:pPr>
-            <w:r>
-              <w:t xml:space="preserve">Work glove</w:t>
-            </w:r>
-          </w:p>
-        </w:tc>
-        <w:tc>
-          <w:tcPr>
-            <w:tcW w:type="dxa" w:w="2340"/>
-          </w:tcPr>
-          <w:p/>
-        </w:tc>
-        <w:tc>
-          <w:tcPr>
-            <w:tcW w:type="dxa" w:w="2340"/>
-          </w:tcPr>
-          <w:p/>
-        </w:tc>
-        <w:tc>
-          <w:tcPr>
-            <w:tcW w:type="dxa" w:w="2340"/>
-          </w:tcPr>
-          <w:p/>
-        </w:tc>
-      </w:tr>
-      <w:tr>
-        <w:tc>
-          <w:tcPr>
-            <w:tcW w:type="dxa" w:w="2340"/>
-          </w:tcPr>
-          <w:p>
-            <w:pPr>
-              <w:pStyle w:val="Compact"/>
-              <w:jc w:val="left"/>
-            </w:pPr>
-            <w:r>
-              <w:t xml:space="preserve">High-visibility vest</w:t>
-            </w:r>
-          </w:p>
-        </w:tc>
-        <w:tc>
-          <w:tcPr>
-            <w:tcW w:type="dxa" w:w="2340"/>
-          </w:tcPr>
-          <w:p/>
-        </w:tc>
-        <w:tc>
-          <w:tcPr>
-            <w:tcW w:type="dxa" w:w="2340"/>
-          </w:tcPr>
-          <w:p/>
-        </w:tc>
-        <w:tc>
-          <w:tcPr>
-            <w:tcW w:type="dxa" w:w="2340"/>
-          </w:tcPr>
-          <w:p/>
-        </w:tc>
-      </w:tr>
-      <w:tr>
-        <w:tc>
-          <w:tcPr>
-            <w:tcW w:type="dxa" w:w="2340"/>
-          </w:tcPr>
-          <w:p>
-            <w:pPr>
-              <w:pStyle w:val="Compact"/>
-              <w:jc w:val="left"/>
-            </w:pPr>
-            <w:r>
-              <w:t xml:space="preserve">Bike helmet</w:t>
-            </w:r>
-          </w:p>
-        </w:tc>
-        <w:tc>
-          <w:tcPr>
-            <w:tcW w:type="dxa" w:w="2340"/>
-          </w:tcPr>
-          <w:p/>
-        </w:tc>
-        <w:tc>
-          <w:tcPr>
-            <w:tcW w:type="dxa" w:w="2340"/>
-          </w:tcPr>
-          <w:p/>
-        </w:tc>
-        <w:tc>
-          <w:tcPr>
-            <w:tcW w:type="dxa" w:w="2340"/>
-          </w:tcPr>
-          <w:p/>
-        </w:tc>
-      </w:tr>
-    </w:tbl>
-    <w:p>
-      <w:pPr>
         <w:pStyle w:val="BodyText"/>
       </w:pPr>
       <w:r>
@@ -1423,8 +1049,11 @@
       </w:r>
     </w:p>
     <w:p>
-      <w:r>
-        <w:br w:type="page"/>
+      <w:pPr>
+        <w:pStyle w:val="BodyText"/>
+      </w:pPr>
+      <w:r>
+        <w:t xml:space="preserve">_______________________________________________________________________</w:t>
       </w:r>
     </w:p>
     <w:p>
@@ -2495,8 +2124,11 @@
       </w:r>
     </w:p>
     <w:p>
-      <w:r>
-        <w:br w:type="page"/>
+      <w:pPr>
+        <w:pStyle w:val="FirstParagraph"/>
+      </w:pPr>
+      <w:r>
+        <w:t xml:space="preserve">_______________________________________________________________________</w:t>
       </w:r>
     </w:p>
     <w:p>
@@ -2512,8 +2144,11 @@
       </w:r>
     </w:p>
     <w:p>
-      <w:r>
-        <w:br w:type="page"/>
+      <w:pPr>
+        <w:pStyle w:val="FirstParagraph"/>
+      </w:pPr>
+      <w:r>
+        <w:t xml:space="preserve">_______________________________________________________________________</w:t>
       </w:r>
     </w:p>
     <w:p>
@@ -2529,8 +2164,11 @@
       </w:r>
     </w:p>
     <w:p>
-      <w:r>
-        <w:br w:type="page"/>
+      <w:pPr>
+        <w:pStyle w:val="FirstParagraph"/>
+      </w:pPr>
+      <w:r>
+        <w:t xml:space="preserve">_______________________________________________________________________</w:t>
       </w:r>
     </w:p>
     <w:sectPr>

--- a/downloads/handouts/Unit 05/Handout 05.01 - Match the Clothing to the Situation.docx
+++ b/downloads/handouts/Unit 05/Handout 05.01 - Match the Clothing to the Situation.docx
@@ -34,7 +34,7 @@
         <w:t xml:space="preserve"> </w:t>
       </w:r>
       <w:r>
-        <w:t xml:space="preserve">Fill in Part 1 during the slides. Fill in Part 2 during the walk to the front table. Take this sheet with you to the five cards around the room for Part 3, one minute at each card. Finish Part 4 during the class discussion.</w:t>
+        <w:t xml:space="preserve">Fill in Part 1 during the slides. Fill in Part 2 during the walk to the front table. Take this sheet with you to the five cards around the room for Part 3. Spend one minute at each card. Finish Part 4 during the class discussion.</w:t>
       </w:r>
     </w:p>
     <w:p>
@@ -1045,7 +1045,7 @@
         <w:pStyle w:val="BodyText"/>
       </w:pPr>
       <w:r>
-        <w:t xml:space="preserve">One sentence: which one of these will you be required to wear in this room, and why?</w:t>
+        <w:t xml:space="preserve">One sentence: which one of these will you have to wear in this room, and why?</w:t>
       </w:r>
     </w:p>
     <w:p>
@@ -1053,7 +1053,7 @@
         <w:pStyle w:val="BodyText"/>
       </w:pPr>
       <w:r>
-        <w:t xml:space="preserve">_______________________________________________________________________</w:t>
+        <w:t xml:space="preserve">Answer: _______________________________________________________________</w:t>
       </w:r>
     </w:p>
     <w:p>
@@ -1071,7 +1071,7 @@
         <w:pStyle w:val="FirstParagraph"/>
       </w:pPr>
       <w:r>
-        <w:t xml:space="preserve">One minute at each card. Write an outfit head to toe, then finish the reason sentence.</w:t>
+        <w:t xml:space="preserve">Spend one minute at each card. Write an outfit from head to toe. Then finish the reason sentence.</w:t>
       </w:r>
     </w:p>
     <w:p>
@@ -2128,7 +2128,7 @@
         <w:pStyle w:val="FirstParagraph"/>
       </w:pPr>
       <w:r>
-        <w:t xml:space="preserve">_______________________________________________________________________</w:t>
+        <w:t xml:space="preserve">Answer: _______________________________________________________________</w:t>
       </w:r>
     </w:p>
     <w:p>
@@ -2140,7 +2140,7 @@
         <w:pStyle w:val="Compact"/>
       </w:pPr>
       <w:r>
-        <w:t xml:space="preserve">The situation from today where your first outfit was wrong, and what you changed:</w:t>
+        <w:t xml:space="preserve">The card from today where your first outfit was wrong, and what you changed:</w:t>
       </w:r>
     </w:p>
     <w:p>
@@ -2148,7 +2148,7 @@
         <w:pStyle w:val="FirstParagraph"/>
       </w:pPr>
       <w:r>
-        <w:t xml:space="preserve">_______________________________________________________________________</w:t>
+        <w:t xml:space="preserve">Answer: _______________________________________________________________</w:t>
       </w:r>
     </w:p>
     <w:p>
@@ -2168,7 +2168,7 @@
         <w:pStyle w:val="FirstParagraph"/>
       </w:pPr>
       <w:r>
-        <w:t xml:space="preserve">_______________________________________________________________________</w:t>
+        <w:t xml:space="preserve">Answer: _______________________________________________________________</w:t>
       </w:r>
     </w:p>
     <w:sectPr>
